--- a/sample-data/stress/requirements-nfr.docx
+++ b/sample-data/stress/requirements-nfr.docx
@@ -12,7 +12,7 @@
     </w:p>
     <w:p>
       <w:r>
-        <w:t>Business requirements document (BRD) for cloud migration readiness.</w:t>
+        <w:t>Business requirements document (BRD) for cloud migration readiness. Version 1.0, 2026-05.</w:t>
       </w:r>
     </w:p>
     <w:p>
